--- a/DXV-FRE-010_Non-Functional-Requirements.docx
+++ b/DXV-FRE-010_Non-Functional-Requirements.docx
@@ -85,7 +85,6 @@
     </w:p>
     <w:tbl>
       <w:tblPr>
-        <w:tblW w:type="auto" w:w="0"/>
         <w:jc w:val="center"/>
         <w:tblLook w:firstColumn="1" w:firstRow="1" w:lastColumn="0" w:lastRow="0" w:noHBand="0" w:noVBand="1" w:val="04A0"/>
         <w:tblLayout w:type="fixed"/>
@@ -97,17 +96,18 @@
           <w:insideH w:val="single" w:sz="8" w:space="0" w:color="FFFFFF"/>
           <w:insideV w:val="single" w:sz="8" w:space="0" w:color="FFFFFF"/>
         </w:tblBorders>
+        <w:tblW w:w="10296" w:type="dxa"/>
       </w:tblPr>
       <w:tblGrid>
-        <w:gridCol w:w="2592"/>
-        <w:gridCol w:w="2592"/>
-        <w:gridCol w:w="2592"/>
-        <w:gridCol w:w="2592"/>
+        <w:gridCol w:w="1944"/>
+        <w:gridCol w:w="4320"/>
+        <w:gridCol w:w="1944"/>
+        <w:gridCol w:w="2088"/>
       </w:tblGrid>
       <w:tr>
         <w:tc>
           <w:tcPr>
-            <w:tcW w:type="dxa" w:w="1944"/>
+            <w:tcW w:w="1944" w:type="dxa"/>
             <w:tcMar>
               <w:top w:w="60" w:type="dxa"/>
               <w:bottom w:w="60" w:type="dxa"/>
@@ -135,7 +135,7 @@
         </w:tc>
         <w:tc>
           <w:tcPr>
-            <w:tcW w:type="dxa" w:w="4320"/>
+            <w:tcW w:w="4320" w:type="dxa"/>
             <w:tcMar>
               <w:top w:w="60" w:type="dxa"/>
               <w:bottom w:w="60" w:type="dxa"/>
@@ -162,7 +162,7 @@
         </w:tc>
         <w:tc>
           <w:tcPr>
-            <w:tcW w:type="dxa" w:w="1944"/>
+            <w:tcW w:w="1944" w:type="dxa"/>
             <w:tcMar>
               <w:top w:w="60" w:type="dxa"/>
               <w:bottom w:w="60" w:type="dxa"/>
@@ -190,7 +190,7 @@
         </w:tc>
         <w:tc>
           <w:tcPr>
-            <w:tcW w:type="dxa" w:w="2088"/>
+            <w:tcW w:w="2088" w:type="dxa"/>
             <w:tcMar>
               <w:top w:w="60" w:type="dxa"/>
               <w:bottom w:w="60" w:type="dxa"/>
@@ -221,7 +221,7 @@
       <w:tr>
         <w:tc>
           <w:tcPr>
-            <w:tcW w:type="dxa" w:w="1944"/>
+            <w:tcW w:w="1944" w:type="dxa"/>
             <w:tcMar>
               <w:top w:w="60" w:type="dxa"/>
               <w:bottom w:w="60" w:type="dxa"/>
@@ -249,7 +249,7 @@
         </w:tc>
         <w:tc>
           <w:tcPr>
-            <w:tcW w:type="dxa" w:w="4320"/>
+            <w:tcW w:w="4320" w:type="dxa"/>
             <w:tcMar>
               <w:top w:w="60" w:type="dxa"/>
               <w:bottom w:w="60" w:type="dxa"/>
@@ -276,7 +276,7 @@
         </w:tc>
         <w:tc>
           <w:tcPr>
-            <w:tcW w:type="dxa" w:w="1944"/>
+            <w:tcW w:w="1944" w:type="dxa"/>
             <w:tcMar>
               <w:top w:w="60" w:type="dxa"/>
               <w:bottom w:w="60" w:type="dxa"/>
@@ -304,7 +304,7 @@
         </w:tc>
         <w:tc>
           <w:tcPr>
-            <w:tcW w:type="dxa" w:w="2088"/>
+            <w:tcW w:w="2088" w:type="dxa"/>
             <w:tcMar>
               <w:top w:w="60" w:type="dxa"/>
               <w:bottom w:w="60" w:type="dxa"/>
@@ -333,7 +333,7 @@
       <w:tr>
         <w:tc>
           <w:tcPr>
-            <w:tcW w:type="dxa" w:w="1944"/>
+            <w:tcW w:w="1944" w:type="dxa"/>
             <w:tcMar>
               <w:top w:w="60" w:type="dxa"/>
               <w:bottom w:w="60" w:type="dxa"/>
@@ -361,7 +361,7 @@
         </w:tc>
         <w:tc>
           <w:tcPr>
-            <w:tcW w:type="dxa" w:w="4320"/>
+            <w:tcW w:w="4320" w:type="dxa"/>
             <w:tcMar>
               <w:top w:w="60" w:type="dxa"/>
               <w:bottom w:w="60" w:type="dxa"/>
@@ -388,7 +388,7 @@
         </w:tc>
         <w:tc>
           <w:tcPr>
-            <w:tcW w:type="dxa" w:w="1944"/>
+            <w:tcW w:w="1944" w:type="dxa"/>
             <w:tcMar>
               <w:top w:w="60" w:type="dxa"/>
               <w:bottom w:w="60" w:type="dxa"/>
@@ -416,7 +416,7 @@
         </w:tc>
         <w:tc>
           <w:tcPr>
-            <w:tcW w:type="dxa" w:w="2088"/>
+            <w:tcW w:w="2088" w:type="dxa"/>
             <w:tcMar>
               <w:top w:w="60" w:type="dxa"/>
               <w:bottom w:w="60" w:type="dxa"/>
@@ -445,7 +445,7 @@
       <w:tr>
         <w:tc>
           <w:tcPr>
-            <w:tcW w:type="dxa" w:w="1944"/>
+            <w:tcW w:w="1944" w:type="dxa"/>
             <w:tcMar>
               <w:top w:w="60" w:type="dxa"/>
               <w:bottom w:w="60" w:type="dxa"/>
@@ -473,7 +473,7 @@
         </w:tc>
         <w:tc>
           <w:tcPr>
-            <w:tcW w:type="dxa" w:w="4320"/>
+            <w:tcW w:w="4320" w:type="dxa"/>
             <w:tcMar>
               <w:top w:w="60" w:type="dxa"/>
               <w:bottom w:w="60" w:type="dxa"/>
@@ -500,7 +500,7 @@
         </w:tc>
         <w:tc>
           <w:tcPr>
-            <w:tcW w:type="dxa" w:w="1944"/>
+            <w:tcW w:w="1944" w:type="dxa"/>
             <w:tcMar>
               <w:top w:w="60" w:type="dxa"/>
               <w:bottom w:w="60" w:type="dxa"/>
@@ -528,7 +528,7 @@
         </w:tc>
         <w:tc>
           <w:tcPr>
-            <w:tcW w:type="dxa" w:w="2088"/>
+            <w:tcW w:w="2088" w:type="dxa"/>
             <w:tcMar>
               <w:top w:w="60" w:type="dxa"/>
               <w:bottom w:w="60" w:type="dxa"/>
@@ -579,7 +579,6 @@
     </w:p>
     <w:tbl>
       <w:tblPr>
-        <w:tblW w:type="auto" w:w="0"/>
         <w:jc w:val="center"/>
         <w:tblLook w:firstColumn="1" w:firstRow="1" w:lastColumn="0" w:lastRow="0" w:noHBand="0" w:noVBand="1" w:val="04A0"/>
         <w:tblBorders>
@@ -591,14 +590,15 @@
           <w:insideV w:val="none" w:sz="0" w:space="0" w:color="auto"/>
         </w:tblBorders>
         <w:tblLayout w:type="fixed"/>
+        <w:tblW w:w="10296" w:type="dxa"/>
       </w:tblPr>
       <w:tblGrid>
-        <w:gridCol w:w="10368"/>
+        <w:gridCol w:w="10296"/>
       </w:tblGrid>
       <w:tr>
         <w:tc>
           <w:tcPr>
-            <w:tcW w:type="dxa" w:w="10296"/>
+            <w:tcW w:w="10296" w:type="dxa"/>
             <w:shd w:val="clear" w:color="auto" w:fill="EAF1FB"/>
             <w:tcBorders>
               <w:left w:val="single" w:sz="24" w:space="0" w:color="2E6FD6"/>
@@ -728,7 +728,6 @@
     </w:p>
     <w:tbl>
       <w:tblPr>
-        <w:tblW w:type="auto" w:w="0"/>
         <w:jc w:val="center"/>
         <w:tblLook w:firstColumn="1" w:firstRow="1" w:lastColumn="0" w:lastRow="0" w:noHBand="0" w:noVBand="1" w:val="04A0"/>
         <w:tblLayout w:type="fixed"/>
@@ -740,15 +739,16 @@
           <w:insideH w:val="single" w:sz="4" w:space="0" w:color="C9D0E0"/>
           <w:insideV w:val="single" w:sz="4" w:space="0" w:color="C9D0E0"/>
         </w:tblBorders>
+        <w:tblW w:w="10296" w:type="dxa"/>
       </w:tblPr>
       <w:tblGrid>
-        <w:gridCol w:w="5184"/>
-        <w:gridCol w:w="5184"/>
+        <w:gridCol w:w="3312"/>
+        <w:gridCol w:w="6984"/>
       </w:tblGrid>
       <w:tr>
         <w:tc>
           <w:tcPr>
-            <w:tcW w:type="dxa" w:w="3312"/>
+            <w:tcW w:w="3312" w:type="dxa"/>
             <w:shd w:val="clear" w:color="auto" w:fill="E8ECF6"/>
             <w:tcMar>
               <w:top w:w="50" w:type="dxa"/>
@@ -776,7 +776,7 @@
         </w:tc>
         <w:tc>
           <w:tcPr>
-            <w:tcW w:type="dxa" w:w="6984"/>
+            <w:tcW w:w="6984" w:type="dxa"/>
             <w:shd w:val="clear" w:color="auto" w:fill="FFFFFF"/>
             <w:tcMar>
               <w:top w:w="50" w:type="dxa"/>
@@ -805,7 +805,7 @@
       <w:tr>
         <w:tc>
           <w:tcPr>
-            <w:tcW w:type="dxa" w:w="3312"/>
+            <w:tcW w:w="3312" w:type="dxa"/>
             <w:shd w:val="clear" w:color="auto" w:fill="F2F5FB"/>
             <w:tcMar>
               <w:top w:w="50" w:type="dxa"/>
@@ -833,7 +833,7 @@
         </w:tc>
         <w:tc>
           <w:tcPr>
-            <w:tcW w:type="dxa" w:w="6984"/>
+            <w:tcW w:w="6984" w:type="dxa"/>
             <w:shd w:val="clear" w:color="auto" w:fill="FAFBFE"/>
             <w:tcMar>
               <w:top w:w="50" w:type="dxa"/>
@@ -862,7 +862,7 @@
       <w:tr>
         <w:tc>
           <w:tcPr>
-            <w:tcW w:type="dxa" w:w="3312"/>
+            <w:tcW w:w="3312" w:type="dxa"/>
             <w:shd w:val="clear" w:color="auto" w:fill="E8ECF6"/>
             <w:tcMar>
               <w:top w:w="50" w:type="dxa"/>
@@ -890,7 +890,7 @@
         </w:tc>
         <w:tc>
           <w:tcPr>
-            <w:tcW w:type="dxa" w:w="6984"/>
+            <w:tcW w:w="6984" w:type="dxa"/>
             <w:shd w:val="clear" w:color="auto" w:fill="FFFFFF"/>
             <w:tcMar>
               <w:top w:w="50" w:type="dxa"/>
@@ -919,7 +919,7 @@
       <w:tr>
         <w:tc>
           <w:tcPr>
-            <w:tcW w:type="dxa" w:w="3312"/>
+            <w:tcW w:w="3312" w:type="dxa"/>
             <w:shd w:val="clear" w:color="auto" w:fill="F2F5FB"/>
             <w:tcMar>
               <w:top w:w="50" w:type="dxa"/>
@@ -947,7 +947,7 @@
         </w:tc>
         <w:tc>
           <w:tcPr>
-            <w:tcW w:type="dxa" w:w="6984"/>
+            <w:tcW w:w="6984" w:type="dxa"/>
             <w:shd w:val="clear" w:color="auto" w:fill="FAFBFE"/>
             <w:tcMar>
               <w:top w:w="50" w:type="dxa"/>
@@ -976,7 +976,7 @@
       <w:tr>
         <w:tc>
           <w:tcPr>
-            <w:tcW w:type="dxa" w:w="3312"/>
+            <w:tcW w:w="3312" w:type="dxa"/>
             <w:shd w:val="clear" w:color="auto" w:fill="E8ECF6"/>
             <w:tcMar>
               <w:top w:w="50" w:type="dxa"/>
@@ -1004,7 +1004,7 @@
         </w:tc>
         <w:tc>
           <w:tcPr>
-            <w:tcW w:type="dxa" w:w="6984"/>
+            <w:tcW w:w="6984" w:type="dxa"/>
             <w:shd w:val="clear" w:color="auto" w:fill="FFFFFF"/>
             <w:tcMar>
               <w:top w:w="50" w:type="dxa"/>
@@ -1033,7 +1033,7 @@
       <w:tr>
         <w:tc>
           <w:tcPr>
-            <w:tcW w:type="dxa" w:w="3312"/>
+            <w:tcW w:w="3312" w:type="dxa"/>
             <w:shd w:val="clear" w:color="auto" w:fill="F2F5FB"/>
             <w:tcMar>
               <w:top w:w="50" w:type="dxa"/>
@@ -1061,7 +1061,7 @@
         </w:tc>
         <w:tc>
           <w:tcPr>
-            <w:tcW w:type="dxa" w:w="6984"/>
+            <w:tcW w:w="6984" w:type="dxa"/>
             <w:shd w:val="clear" w:color="auto" w:fill="FAFBFE"/>
             <w:tcMar>
               <w:top w:w="50" w:type="dxa"/>
@@ -1112,7 +1112,6 @@
     </w:p>
     <w:tbl>
       <w:tblPr>
-        <w:tblW w:type="auto" w:w="0"/>
         <w:jc w:val="center"/>
         <w:tblLook w:firstColumn="1" w:firstRow="1" w:lastColumn="0" w:lastRow="0" w:noHBand="0" w:noVBand="1" w:val="04A0"/>
         <w:tblBorders>
@@ -1124,14 +1123,15 @@
           <w:insideV w:val="none" w:sz="0" w:space="0" w:color="auto"/>
         </w:tblBorders>
         <w:tblLayout w:type="fixed"/>
+        <w:tblW w:w="10296" w:type="dxa"/>
       </w:tblPr>
       <w:tblGrid>
-        <w:gridCol w:w="10368"/>
+        <w:gridCol w:w="10296"/>
       </w:tblGrid>
       <w:tr>
         <w:tc>
           <w:tcPr>
-            <w:tcW w:type="dxa" w:w="10296"/>
+            <w:tcW w:w="10296" w:type="dxa"/>
             <w:shd w:val="clear" w:color="auto" w:fill="ECF7EE"/>
             <w:tcBorders>
               <w:left w:val="single" w:sz="24" w:space="0" w:color="2E9E4F"/>
@@ -1332,7 +1332,6 @@
     </w:p>
     <w:tbl>
       <w:tblPr>
-        <w:tblW w:type="auto" w:w="0"/>
         <w:jc w:val="center"/>
         <w:tblLook w:firstColumn="1" w:firstRow="1" w:lastColumn="0" w:lastRow="0" w:noHBand="0" w:noVBand="1" w:val="04A0"/>
         <w:tblLayout w:type="fixed"/>
@@ -1344,15 +1343,16 @@
           <w:insideH w:val="single" w:sz="4" w:space="0" w:color="C9D0E0"/>
           <w:insideV w:val="single" w:sz="4" w:space="0" w:color="C9D0E0"/>
         </w:tblBorders>
+        <w:tblW w:w="10296" w:type="dxa"/>
       </w:tblPr>
       <w:tblGrid>
-        <w:gridCol w:w="5184"/>
-        <w:gridCol w:w="5184"/>
+        <w:gridCol w:w="3312"/>
+        <w:gridCol w:w="6984"/>
       </w:tblGrid>
       <w:tr>
         <w:tc>
           <w:tcPr>
-            <w:tcW w:type="dxa" w:w="3312"/>
+            <w:tcW w:w="3312" w:type="dxa"/>
             <w:shd w:val="clear" w:color="auto" w:fill="E8ECF6"/>
             <w:tcMar>
               <w:top w:w="50" w:type="dxa"/>
@@ -1380,7 +1380,7 @@
         </w:tc>
         <w:tc>
           <w:tcPr>
-            <w:tcW w:type="dxa" w:w="6984"/>
+            <w:tcW w:w="6984" w:type="dxa"/>
             <w:shd w:val="clear" w:color="auto" w:fill="FFFFFF"/>
             <w:tcMar>
               <w:top w:w="50" w:type="dxa"/>
@@ -1408,7 +1408,7 @@
       <w:tr>
         <w:tc>
           <w:tcPr>
-            <w:tcW w:type="dxa" w:w="3312"/>
+            <w:tcW w:w="3312" w:type="dxa"/>
             <w:shd w:val="clear" w:color="auto" w:fill="F2F5FB"/>
             <w:tcMar>
               <w:top w:w="50" w:type="dxa"/>
@@ -1436,7 +1436,7 @@
         </w:tc>
         <w:tc>
           <w:tcPr>
-            <w:tcW w:type="dxa" w:w="6984"/>
+            <w:tcW w:w="6984" w:type="dxa"/>
             <w:shd w:val="clear" w:color="auto" w:fill="FAFBFE"/>
             <w:tcMar>
               <w:top w:w="50" w:type="dxa"/>
@@ -1465,7 +1465,7 @@
       <w:tr>
         <w:tc>
           <w:tcPr>
-            <w:tcW w:type="dxa" w:w="3312"/>
+            <w:tcW w:w="3312" w:type="dxa"/>
             <w:shd w:val="clear" w:color="auto" w:fill="E8ECF6"/>
             <w:tcMar>
               <w:top w:w="50" w:type="dxa"/>
@@ -1493,7 +1493,7 @@
         </w:tc>
         <w:tc>
           <w:tcPr>
-            <w:tcW w:type="dxa" w:w="6984"/>
+            <w:tcW w:w="6984" w:type="dxa"/>
             <w:shd w:val="clear" w:color="auto" w:fill="FFFFFF"/>
             <w:tcMar>
               <w:top w:w="50" w:type="dxa"/>
@@ -1522,7 +1522,7 @@
       <w:tr>
         <w:tc>
           <w:tcPr>
-            <w:tcW w:type="dxa" w:w="3312"/>
+            <w:tcW w:w="3312" w:type="dxa"/>
             <w:shd w:val="clear" w:color="auto" w:fill="F2F5FB"/>
             <w:tcMar>
               <w:top w:w="50" w:type="dxa"/>
@@ -1550,7 +1550,7 @@
         </w:tc>
         <w:tc>
           <w:tcPr>
-            <w:tcW w:type="dxa" w:w="6984"/>
+            <w:tcW w:w="6984" w:type="dxa"/>
             <w:shd w:val="clear" w:color="auto" w:fill="FAFBFE"/>
             <w:tcMar>
               <w:top w:w="50" w:type="dxa"/>
@@ -1579,7 +1579,7 @@
       <w:tr>
         <w:tc>
           <w:tcPr>
-            <w:tcW w:type="dxa" w:w="3312"/>
+            <w:tcW w:w="3312" w:type="dxa"/>
             <w:shd w:val="clear" w:color="auto" w:fill="E8ECF6"/>
             <w:tcMar>
               <w:top w:w="50" w:type="dxa"/>
@@ -1607,7 +1607,7 @@
         </w:tc>
         <w:tc>
           <w:tcPr>
-            <w:tcW w:type="dxa" w:w="6984"/>
+            <w:tcW w:w="6984" w:type="dxa"/>
             <w:shd w:val="clear" w:color="auto" w:fill="FFFFFF"/>
             <w:tcMar>
               <w:top w:w="50" w:type="dxa"/>
@@ -1636,7 +1636,7 @@
       <w:tr>
         <w:tc>
           <w:tcPr>
-            <w:tcW w:type="dxa" w:w="3312"/>
+            <w:tcW w:w="3312" w:type="dxa"/>
             <w:shd w:val="clear" w:color="auto" w:fill="F2F5FB"/>
             <w:tcMar>
               <w:top w:w="50" w:type="dxa"/>
@@ -1664,7 +1664,7 @@
         </w:tc>
         <w:tc>
           <w:tcPr>
-            <w:tcW w:type="dxa" w:w="6984"/>
+            <w:tcW w:w="6984" w:type="dxa"/>
             <w:shd w:val="clear" w:color="auto" w:fill="FAFBFE"/>
             <w:tcMar>
               <w:top w:w="50" w:type="dxa"/>
@@ -1714,7 +1714,6 @@
     </w:p>
     <w:tbl>
       <w:tblPr>
-        <w:tblW w:type="auto" w:w="0"/>
         <w:jc w:val="center"/>
         <w:tblLook w:firstColumn="1" w:firstRow="1" w:lastColumn="0" w:lastRow="0" w:noHBand="0" w:noVBand="1" w:val="04A0"/>
         <w:tblBorders>
@@ -1726,14 +1725,15 @@
           <w:insideV w:val="none" w:sz="0" w:space="0" w:color="auto"/>
         </w:tblBorders>
         <w:tblLayout w:type="fixed"/>
+        <w:tblW w:w="10296" w:type="dxa"/>
       </w:tblPr>
       <w:tblGrid>
-        <w:gridCol w:w="10368"/>
+        <w:gridCol w:w="10296"/>
       </w:tblGrid>
       <w:tr>
         <w:tc>
           <w:tcPr>
-            <w:tcW w:type="dxa" w:w="10296"/>
+            <w:tcW w:w="10296" w:type="dxa"/>
             <w:shd w:val="clear" w:color="auto" w:fill="FDF3E7"/>
             <w:tcBorders>
               <w:left w:val="single" w:sz="24" w:space="0" w:color="D9822B"/>
@@ -1900,7 +1900,6 @@
     </w:p>
     <w:tbl>
       <w:tblPr>
-        <w:tblW w:type="auto" w:w="0"/>
         <w:jc w:val="center"/>
         <w:tblLook w:firstColumn="1" w:firstRow="1" w:lastColumn="0" w:lastRow="0" w:noHBand="0" w:noVBand="1" w:val="04A0"/>
         <w:tblBorders>
@@ -1912,14 +1911,15 @@
           <w:insideV w:val="none" w:sz="0" w:space="0" w:color="auto"/>
         </w:tblBorders>
         <w:tblLayout w:type="fixed"/>
+        <w:tblW w:w="10296" w:type="dxa"/>
       </w:tblPr>
       <w:tblGrid>
-        <w:gridCol w:w="10368"/>
+        <w:gridCol w:w="10296"/>
       </w:tblGrid>
       <w:tr>
         <w:tc>
           <w:tcPr>
-            <w:tcW w:type="dxa" w:w="10296"/>
+            <w:tcW w:w="10296" w:type="dxa"/>
             <w:shd w:val="clear" w:color="auto" w:fill="EDF0F7"/>
             <w:tcBorders>
               <w:left w:val="single" w:sz="30" w:space="0" w:color="1F2A56"/>
@@ -2009,7 +2009,6 @@
     </w:tbl>
     <w:tbl>
       <w:tblPr>
-        <w:tblW w:type="auto" w:w="0"/>
         <w:jc w:val="center"/>
         <w:tblLook w:firstColumn="1" w:firstRow="1" w:lastColumn="0" w:lastRow="0" w:noHBand="0" w:noVBand="1" w:val="04A0"/>
         <w:tblLayout w:type="fixed"/>
@@ -2021,12 +2020,13 @@
           <w:insideH w:val="single" w:sz="4" w:space="0" w:color="C9D0E0"/>
           <w:insideV w:val="single" w:sz="4" w:space="0" w:color="C9D0E0"/>
         </w:tblBorders>
+        <w:tblW w:w="10296" w:type="dxa"/>
       </w:tblPr>
       <w:tblGrid>
-        <w:gridCol w:w="2592"/>
-        <w:gridCol w:w="2592"/>
-        <w:gridCol w:w="2592"/>
-        <w:gridCol w:w="2592"/>
+        <w:gridCol w:w="605"/>
+        <w:gridCol w:w="3384"/>
+        <w:gridCol w:w="3096"/>
+        <w:gridCol w:w="3211"/>
       </w:tblGrid>
       <w:tr>
         <w:trPr>
@@ -2034,7 +2034,7 @@
         </w:trPr>
         <w:tc>
           <w:tcPr>
-            <w:tcW w:type="dxa" w:w="605"/>
+            <w:tcW w:w="605" w:type="dxa"/>
             <w:shd w:val="clear" w:color="auto" w:fill="1F2A56"/>
             <w:tcMar>
               <w:top w:w="60" w:type="dxa"/>
@@ -2063,7 +2063,7 @@
         </w:tc>
         <w:tc>
           <w:tcPr>
-            <w:tcW w:type="dxa" w:w="3384"/>
+            <w:tcW w:w="3384" w:type="dxa"/>
             <w:shd w:val="clear" w:color="auto" w:fill="1F2A56"/>
             <w:tcMar>
               <w:top w:w="60" w:type="dxa"/>
@@ -2092,7 +2092,7 @@
         </w:tc>
         <w:tc>
           <w:tcPr>
-            <w:tcW w:type="dxa" w:w="3096"/>
+            <w:tcW w:w="3096" w:type="dxa"/>
             <w:shd w:val="clear" w:color="auto" w:fill="1F2A56"/>
             <w:tcMar>
               <w:top w:w="60" w:type="dxa"/>
@@ -2121,7 +2121,7 @@
         </w:tc>
         <w:tc>
           <w:tcPr>
-            <w:tcW w:type="dxa" w:w="3211"/>
+            <w:tcW w:w="3211" w:type="dxa"/>
             <w:shd w:val="clear" w:color="auto" w:fill="1F2A56"/>
             <w:tcMar>
               <w:top w:w="60" w:type="dxa"/>
@@ -2152,7 +2152,7 @@
       <w:tr>
         <w:tc>
           <w:tcPr>
-            <w:tcW w:type="dxa" w:w="2592"/>
+            <w:tcW w:type="dxa" w:w="605"/>
             <w:shd w:val="clear" w:color="auto" w:fill="EEF1F8"/>
             <w:tcMar>
               <w:top w:w="55" w:type="dxa"/>
@@ -2181,7 +2181,7 @@
         </w:tc>
         <w:tc>
           <w:tcPr>
-            <w:tcW w:type="dxa" w:w="2592"/>
+            <w:tcW w:type="dxa" w:w="3384"/>
             <w:shd w:val="clear" w:color="auto" w:fill="EEF1F8"/>
             <w:tcMar>
               <w:top w:w="55" w:type="dxa"/>
@@ -2207,7 +2207,7 @@
         </w:tc>
         <w:tc>
           <w:tcPr>
-            <w:tcW w:type="dxa" w:w="2592"/>
+            <w:tcW w:type="dxa" w:w="3096"/>
             <w:shd w:val="clear" w:color="auto" w:fill="EEF1F8"/>
             <w:tcMar>
               <w:top w:w="55" w:type="dxa"/>
@@ -2235,7 +2235,7 @@
         </w:tc>
         <w:tc>
           <w:tcPr>
-            <w:tcW w:type="dxa" w:w="2592"/>
+            <w:tcW w:type="dxa" w:w="3211"/>
             <w:shd w:val="clear" w:color="auto" w:fill="EEF1F8"/>
             <w:tcMar>
               <w:top w:w="55" w:type="dxa"/>
@@ -2264,7 +2264,7 @@
       <w:tr>
         <w:tc>
           <w:tcPr>
-            <w:tcW w:type="dxa" w:w="2592"/>
+            <w:tcW w:type="dxa" w:w="605"/>
             <w:shd w:val="clear" w:color="auto" w:fill="FFFFFF"/>
             <w:tcMar>
               <w:top w:w="55" w:type="dxa"/>
@@ -2293,7 +2293,7 @@
         </w:tc>
         <w:tc>
           <w:tcPr>
-            <w:tcW w:type="dxa" w:w="2592"/>
+            <w:tcW w:type="dxa" w:w="3384"/>
             <w:shd w:val="clear" w:color="auto" w:fill="FFFFFF"/>
             <w:tcMar>
               <w:top w:w="55" w:type="dxa"/>
@@ -2319,7 +2319,7 @@
         </w:tc>
         <w:tc>
           <w:tcPr>
-            <w:tcW w:type="dxa" w:w="2592"/>
+            <w:tcW w:type="dxa" w:w="3096"/>
             <w:shd w:val="clear" w:color="auto" w:fill="FFFFFF"/>
             <w:tcMar>
               <w:top w:w="55" w:type="dxa"/>
@@ -2347,7 +2347,7 @@
         </w:tc>
         <w:tc>
           <w:tcPr>
-            <w:tcW w:type="dxa" w:w="2592"/>
+            <w:tcW w:type="dxa" w:w="3211"/>
             <w:shd w:val="clear" w:color="auto" w:fill="FFFFFF"/>
             <w:tcMar>
               <w:top w:w="55" w:type="dxa"/>
@@ -2376,7 +2376,7 @@
       <w:tr>
         <w:tc>
           <w:tcPr>
-            <w:tcW w:type="dxa" w:w="2592"/>
+            <w:tcW w:type="dxa" w:w="605"/>
             <w:shd w:val="clear" w:color="auto" w:fill="EEF1F8"/>
             <w:tcMar>
               <w:top w:w="55" w:type="dxa"/>
@@ -2405,7 +2405,7 @@
         </w:tc>
         <w:tc>
           <w:tcPr>
-            <w:tcW w:type="dxa" w:w="2592"/>
+            <w:tcW w:type="dxa" w:w="3384"/>
             <w:shd w:val="clear" w:color="auto" w:fill="EEF1F8"/>
             <w:tcMar>
               <w:top w:w="55" w:type="dxa"/>
@@ -2431,7 +2431,7 @@
         </w:tc>
         <w:tc>
           <w:tcPr>
-            <w:tcW w:type="dxa" w:w="2592"/>
+            <w:tcW w:type="dxa" w:w="3096"/>
             <w:shd w:val="clear" w:color="auto" w:fill="EEF1F8"/>
             <w:tcMar>
               <w:top w:w="55" w:type="dxa"/>
@@ -2459,7 +2459,7 @@
         </w:tc>
         <w:tc>
           <w:tcPr>
-            <w:tcW w:type="dxa" w:w="2592"/>
+            <w:tcW w:type="dxa" w:w="3211"/>
             <w:shd w:val="clear" w:color="auto" w:fill="EEF1F8"/>
             <w:tcMar>
               <w:top w:w="55" w:type="dxa"/>
@@ -2493,7 +2493,6 @@
     </w:p>
     <w:tbl>
       <w:tblPr>
-        <w:tblW w:type="auto" w:w="0"/>
         <w:jc w:val="center"/>
         <w:tblLook w:firstColumn="1" w:firstRow="1" w:lastColumn="0" w:lastRow="0" w:noHBand="0" w:noVBand="1" w:val="04A0"/>
         <w:tblBorders>
@@ -2505,14 +2504,15 @@
           <w:insideV w:val="none" w:sz="0" w:space="0" w:color="auto"/>
         </w:tblBorders>
         <w:tblLayout w:type="fixed"/>
+        <w:tblW w:w="10296" w:type="dxa"/>
       </w:tblPr>
       <w:tblGrid>
-        <w:gridCol w:w="10368"/>
+        <w:gridCol w:w="10296"/>
       </w:tblGrid>
       <w:tr>
         <w:tc>
           <w:tcPr>
-            <w:tcW w:type="dxa" w:w="10296"/>
+            <w:tcW w:w="10296" w:type="dxa"/>
             <w:shd w:val="clear" w:color="auto" w:fill="EDF0F7"/>
             <w:tcBorders>
               <w:left w:val="single" w:sz="30" w:space="0" w:color="1F2A56"/>
@@ -2602,7 +2602,6 @@
     </w:tbl>
     <w:tbl>
       <w:tblPr>
-        <w:tblW w:type="auto" w:w="0"/>
         <w:jc w:val="center"/>
         <w:tblLook w:firstColumn="1" w:firstRow="1" w:lastColumn="0" w:lastRow="0" w:noHBand="0" w:noVBand="1" w:val="04A0"/>
         <w:tblLayout w:type="fixed"/>
@@ -2614,12 +2613,13 @@
           <w:insideH w:val="single" w:sz="4" w:space="0" w:color="C9D0E0"/>
           <w:insideV w:val="single" w:sz="4" w:space="0" w:color="C9D0E0"/>
         </w:tblBorders>
+        <w:tblW w:w="10296" w:type="dxa"/>
       </w:tblPr>
       <w:tblGrid>
-        <w:gridCol w:w="2592"/>
-        <w:gridCol w:w="2592"/>
-        <w:gridCol w:w="2592"/>
-        <w:gridCol w:w="2592"/>
+        <w:gridCol w:w="605"/>
+        <w:gridCol w:w="3384"/>
+        <w:gridCol w:w="3096"/>
+        <w:gridCol w:w="3211"/>
       </w:tblGrid>
       <w:tr>
         <w:trPr>
@@ -2627,7 +2627,7 @@
         </w:trPr>
         <w:tc>
           <w:tcPr>
-            <w:tcW w:type="dxa" w:w="605"/>
+            <w:tcW w:w="605" w:type="dxa"/>
             <w:shd w:val="clear" w:color="auto" w:fill="1F2A56"/>
             <w:tcMar>
               <w:top w:w="60" w:type="dxa"/>
@@ -2656,7 +2656,7 @@
         </w:tc>
         <w:tc>
           <w:tcPr>
-            <w:tcW w:type="dxa" w:w="3384"/>
+            <w:tcW w:w="3384" w:type="dxa"/>
             <w:shd w:val="clear" w:color="auto" w:fill="1F2A56"/>
             <w:tcMar>
               <w:top w:w="60" w:type="dxa"/>
@@ -2685,7 +2685,7 @@
         </w:tc>
         <w:tc>
           <w:tcPr>
-            <w:tcW w:type="dxa" w:w="3096"/>
+            <w:tcW w:w="3096" w:type="dxa"/>
             <w:shd w:val="clear" w:color="auto" w:fill="1F2A56"/>
             <w:tcMar>
               <w:top w:w="60" w:type="dxa"/>
@@ -2714,7 +2714,7 @@
         </w:tc>
         <w:tc>
           <w:tcPr>
-            <w:tcW w:type="dxa" w:w="3211"/>
+            <w:tcW w:w="3211" w:type="dxa"/>
             <w:shd w:val="clear" w:color="auto" w:fill="1F2A56"/>
             <w:tcMar>
               <w:top w:w="60" w:type="dxa"/>
@@ -2745,7 +2745,7 @@
       <w:tr>
         <w:tc>
           <w:tcPr>
-            <w:tcW w:type="dxa" w:w="2592"/>
+            <w:tcW w:type="dxa" w:w="605"/>
             <w:shd w:val="clear" w:color="auto" w:fill="EEF1F8"/>
             <w:tcMar>
               <w:top w:w="55" w:type="dxa"/>
@@ -2774,7 +2774,7 @@
         </w:tc>
         <w:tc>
           <w:tcPr>
-            <w:tcW w:type="dxa" w:w="2592"/>
+            <w:tcW w:type="dxa" w:w="3384"/>
             <w:shd w:val="clear" w:color="auto" w:fill="EEF1F8"/>
             <w:tcMar>
               <w:top w:w="55" w:type="dxa"/>
@@ -2800,7 +2800,7 @@
         </w:tc>
         <w:tc>
           <w:tcPr>
-            <w:tcW w:type="dxa" w:w="2592"/>
+            <w:tcW w:type="dxa" w:w="3096"/>
             <w:shd w:val="clear" w:color="auto" w:fill="EEF1F8"/>
             <w:tcMar>
               <w:top w:w="55" w:type="dxa"/>
@@ -2828,7 +2828,7 @@
         </w:tc>
         <w:tc>
           <w:tcPr>
-            <w:tcW w:type="dxa" w:w="2592"/>
+            <w:tcW w:type="dxa" w:w="3211"/>
             <w:shd w:val="clear" w:color="auto" w:fill="EEF1F8"/>
             <w:tcMar>
               <w:top w:w="55" w:type="dxa"/>
@@ -2857,7 +2857,7 @@
       <w:tr>
         <w:tc>
           <w:tcPr>
-            <w:tcW w:type="dxa" w:w="2592"/>
+            <w:tcW w:type="dxa" w:w="605"/>
             <w:shd w:val="clear" w:color="auto" w:fill="FFFFFF"/>
             <w:tcMar>
               <w:top w:w="55" w:type="dxa"/>
@@ -2886,7 +2886,7 @@
         </w:tc>
         <w:tc>
           <w:tcPr>
-            <w:tcW w:type="dxa" w:w="2592"/>
+            <w:tcW w:type="dxa" w:w="3384"/>
             <w:shd w:val="clear" w:color="auto" w:fill="FFFFFF"/>
             <w:tcMar>
               <w:top w:w="55" w:type="dxa"/>
@@ -2912,7 +2912,7 @@
         </w:tc>
         <w:tc>
           <w:tcPr>
-            <w:tcW w:type="dxa" w:w="2592"/>
+            <w:tcW w:type="dxa" w:w="3096"/>
             <w:shd w:val="clear" w:color="auto" w:fill="FFFFFF"/>
             <w:tcMar>
               <w:top w:w="55" w:type="dxa"/>
@@ -2940,7 +2940,7 @@
         </w:tc>
         <w:tc>
           <w:tcPr>
-            <w:tcW w:type="dxa" w:w="2592"/>
+            <w:tcW w:type="dxa" w:w="3211"/>
             <w:shd w:val="clear" w:color="auto" w:fill="FFFFFF"/>
             <w:tcMar>
               <w:top w:w="55" w:type="dxa"/>
@@ -2969,7 +2969,7 @@
       <w:tr>
         <w:tc>
           <w:tcPr>
-            <w:tcW w:type="dxa" w:w="2592"/>
+            <w:tcW w:type="dxa" w:w="605"/>
             <w:shd w:val="clear" w:color="auto" w:fill="EEF1F8"/>
             <w:tcMar>
               <w:top w:w="55" w:type="dxa"/>
@@ -2998,7 +2998,7 @@
         </w:tc>
         <w:tc>
           <w:tcPr>
-            <w:tcW w:type="dxa" w:w="2592"/>
+            <w:tcW w:type="dxa" w:w="3384"/>
             <w:shd w:val="clear" w:color="auto" w:fill="EEF1F8"/>
             <w:tcMar>
               <w:top w:w="55" w:type="dxa"/>
@@ -3024,7 +3024,7 @@
         </w:tc>
         <w:tc>
           <w:tcPr>
-            <w:tcW w:type="dxa" w:w="2592"/>
+            <w:tcW w:type="dxa" w:w="3096"/>
             <w:shd w:val="clear" w:color="auto" w:fill="EEF1F8"/>
             <w:tcMar>
               <w:top w:w="55" w:type="dxa"/>
@@ -3052,7 +3052,7 @@
         </w:tc>
         <w:tc>
           <w:tcPr>
-            <w:tcW w:type="dxa" w:w="2592"/>
+            <w:tcW w:type="dxa" w:w="3211"/>
             <w:shd w:val="clear" w:color="auto" w:fill="EEF1F8"/>
             <w:tcMar>
               <w:top w:w="55" w:type="dxa"/>
@@ -3086,7 +3086,6 @@
     </w:p>
     <w:tbl>
       <w:tblPr>
-        <w:tblW w:type="auto" w:w="0"/>
         <w:jc w:val="center"/>
         <w:tblLook w:firstColumn="1" w:firstRow="1" w:lastColumn="0" w:lastRow="0" w:noHBand="0" w:noVBand="1" w:val="04A0"/>
         <w:tblBorders>
@@ -3098,14 +3097,15 @@
           <w:insideV w:val="none" w:sz="0" w:space="0" w:color="auto"/>
         </w:tblBorders>
         <w:tblLayout w:type="fixed"/>
+        <w:tblW w:w="10296" w:type="dxa"/>
       </w:tblPr>
       <w:tblGrid>
-        <w:gridCol w:w="10368"/>
+        <w:gridCol w:w="10296"/>
       </w:tblGrid>
       <w:tr>
         <w:tc>
           <w:tcPr>
-            <w:tcW w:type="dxa" w:w="10296"/>
+            <w:tcW w:w="10296" w:type="dxa"/>
             <w:shd w:val="clear" w:color="auto" w:fill="EDF0F7"/>
             <w:tcBorders>
               <w:left w:val="single" w:sz="30" w:space="0" w:color="1F2A56"/>
@@ -3195,7 +3195,6 @@
     </w:tbl>
     <w:tbl>
       <w:tblPr>
-        <w:tblW w:type="auto" w:w="0"/>
         <w:jc w:val="center"/>
         <w:tblLook w:firstColumn="1" w:firstRow="1" w:lastColumn="0" w:lastRow="0" w:noHBand="0" w:noVBand="1" w:val="04A0"/>
         <w:tblLayout w:type="fixed"/>
@@ -3207,12 +3206,13 @@
           <w:insideH w:val="single" w:sz="4" w:space="0" w:color="C9D0E0"/>
           <w:insideV w:val="single" w:sz="4" w:space="0" w:color="C9D0E0"/>
         </w:tblBorders>
+        <w:tblW w:w="10296" w:type="dxa"/>
       </w:tblPr>
       <w:tblGrid>
-        <w:gridCol w:w="2592"/>
-        <w:gridCol w:w="2592"/>
-        <w:gridCol w:w="2592"/>
-        <w:gridCol w:w="2592"/>
+        <w:gridCol w:w="605"/>
+        <w:gridCol w:w="3384"/>
+        <w:gridCol w:w="3096"/>
+        <w:gridCol w:w="3211"/>
       </w:tblGrid>
       <w:tr>
         <w:trPr>
@@ -3220,7 +3220,7 @@
         </w:trPr>
         <w:tc>
           <w:tcPr>
-            <w:tcW w:type="dxa" w:w="605"/>
+            <w:tcW w:w="605" w:type="dxa"/>
             <w:shd w:val="clear" w:color="auto" w:fill="1F2A56"/>
             <w:tcMar>
               <w:top w:w="60" w:type="dxa"/>
@@ -3249,7 +3249,7 @@
         </w:tc>
         <w:tc>
           <w:tcPr>
-            <w:tcW w:type="dxa" w:w="3384"/>
+            <w:tcW w:w="3384" w:type="dxa"/>
             <w:shd w:val="clear" w:color="auto" w:fill="1F2A56"/>
             <w:tcMar>
               <w:top w:w="60" w:type="dxa"/>
@@ -3278,7 +3278,7 @@
         </w:tc>
         <w:tc>
           <w:tcPr>
-            <w:tcW w:type="dxa" w:w="3096"/>
+            <w:tcW w:w="3096" w:type="dxa"/>
             <w:shd w:val="clear" w:color="auto" w:fill="1F2A56"/>
             <w:tcMar>
               <w:top w:w="60" w:type="dxa"/>
@@ -3307,7 +3307,7 @@
         </w:tc>
         <w:tc>
           <w:tcPr>
-            <w:tcW w:type="dxa" w:w="3211"/>
+            <w:tcW w:w="3211" w:type="dxa"/>
             <w:shd w:val="clear" w:color="auto" w:fill="1F2A56"/>
             <w:tcMar>
               <w:top w:w="60" w:type="dxa"/>
@@ -3338,7 +3338,7 @@
       <w:tr>
         <w:tc>
           <w:tcPr>
-            <w:tcW w:type="dxa" w:w="2592"/>
+            <w:tcW w:type="dxa" w:w="605"/>
             <w:shd w:val="clear" w:color="auto" w:fill="EEF1F8"/>
             <w:tcMar>
               <w:top w:w="55" w:type="dxa"/>
@@ -3367,7 +3367,7 @@
         </w:tc>
         <w:tc>
           <w:tcPr>
-            <w:tcW w:type="dxa" w:w="2592"/>
+            <w:tcW w:type="dxa" w:w="3384"/>
             <w:shd w:val="clear" w:color="auto" w:fill="EEF1F8"/>
             <w:tcMar>
               <w:top w:w="55" w:type="dxa"/>
@@ -3393,7 +3393,7 @@
         </w:tc>
         <w:tc>
           <w:tcPr>
-            <w:tcW w:type="dxa" w:w="2592"/>
+            <w:tcW w:type="dxa" w:w="3096"/>
             <w:shd w:val="clear" w:color="auto" w:fill="EEF1F8"/>
             <w:tcMar>
               <w:top w:w="55" w:type="dxa"/>
@@ -3421,7 +3421,7 @@
         </w:tc>
         <w:tc>
           <w:tcPr>
-            <w:tcW w:type="dxa" w:w="2592"/>
+            <w:tcW w:type="dxa" w:w="3211"/>
             <w:shd w:val="clear" w:color="auto" w:fill="EEF1F8"/>
             <w:tcMar>
               <w:top w:w="55" w:type="dxa"/>
@@ -3450,7 +3450,7 @@
       <w:tr>
         <w:tc>
           <w:tcPr>
-            <w:tcW w:type="dxa" w:w="2592"/>
+            <w:tcW w:type="dxa" w:w="605"/>
             <w:shd w:val="clear" w:color="auto" w:fill="FFFFFF"/>
             <w:tcMar>
               <w:top w:w="55" w:type="dxa"/>
@@ -3479,7 +3479,7 @@
         </w:tc>
         <w:tc>
           <w:tcPr>
-            <w:tcW w:type="dxa" w:w="2592"/>
+            <w:tcW w:type="dxa" w:w="3384"/>
             <w:shd w:val="clear" w:color="auto" w:fill="FFFFFF"/>
             <w:tcMar>
               <w:top w:w="55" w:type="dxa"/>
@@ -3505,7 +3505,7 @@
         </w:tc>
         <w:tc>
           <w:tcPr>
-            <w:tcW w:type="dxa" w:w="2592"/>
+            <w:tcW w:type="dxa" w:w="3096"/>
             <w:shd w:val="clear" w:color="auto" w:fill="FFFFFF"/>
             <w:tcMar>
               <w:top w:w="55" w:type="dxa"/>
@@ -3533,7 +3533,7 @@
         </w:tc>
         <w:tc>
           <w:tcPr>
-            <w:tcW w:type="dxa" w:w="2592"/>
+            <w:tcW w:type="dxa" w:w="3211"/>
             <w:shd w:val="clear" w:color="auto" w:fill="FFFFFF"/>
             <w:tcMar>
               <w:top w:w="55" w:type="dxa"/>
@@ -3562,7 +3562,7 @@
       <w:tr>
         <w:tc>
           <w:tcPr>
-            <w:tcW w:type="dxa" w:w="2592"/>
+            <w:tcW w:type="dxa" w:w="605"/>
             <w:shd w:val="clear" w:color="auto" w:fill="EEF1F8"/>
             <w:tcMar>
               <w:top w:w="55" w:type="dxa"/>
@@ -3591,7 +3591,7 @@
         </w:tc>
         <w:tc>
           <w:tcPr>
-            <w:tcW w:type="dxa" w:w="2592"/>
+            <w:tcW w:type="dxa" w:w="3384"/>
             <w:shd w:val="clear" w:color="auto" w:fill="EEF1F8"/>
             <w:tcMar>
               <w:top w:w="55" w:type="dxa"/>
@@ -3617,7 +3617,7 @@
         </w:tc>
         <w:tc>
           <w:tcPr>
-            <w:tcW w:type="dxa" w:w="2592"/>
+            <w:tcW w:type="dxa" w:w="3096"/>
             <w:shd w:val="clear" w:color="auto" w:fill="EEF1F8"/>
             <w:tcMar>
               <w:top w:w="55" w:type="dxa"/>
@@ -3645,7 +3645,7 @@
         </w:tc>
         <w:tc>
           <w:tcPr>
-            <w:tcW w:type="dxa" w:w="2592"/>
+            <w:tcW w:type="dxa" w:w="3211"/>
             <w:shd w:val="clear" w:color="auto" w:fill="EEF1F8"/>
             <w:tcMar>
               <w:top w:w="55" w:type="dxa"/>
@@ -3679,7 +3679,6 @@
     </w:p>
     <w:tbl>
       <w:tblPr>
-        <w:tblW w:type="auto" w:w="0"/>
         <w:jc w:val="center"/>
         <w:tblLook w:firstColumn="1" w:firstRow="1" w:lastColumn="0" w:lastRow="0" w:noHBand="0" w:noVBand="1" w:val="04A0"/>
         <w:tblBorders>
@@ -3691,14 +3690,15 @@
           <w:insideV w:val="none" w:sz="0" w:space="0" w:color="auto"/>
         </w:tblBorders>
         <w:tblLayout w:type="fixed"/>
+        <w:tblW w:w="10296" w:type="dxa"/>
       </w:tblPr>
       <w:tblGrid>
-        <w:gridCol w:w="10368"/>
+        <w:gridCol w:w="10296"/>
       </w:tblGrid>
       <w:tr>
         <w:tc>
           <w:tcPr>
-            <w:tcW w:type="dxa" w:w="10296"/>
+            <w:tcW w:w="10296" w:type="dxa"/>
             <w:shd w:val="clear" w:color="auto" w:fill="EDF0F7"/>
             <w:tcBorders>
               <w:left w:val="single" w:sz="30" w:space="0" w:color="1F2A56"/>
@@ -3788,7 +3788,6 @@
     </w:tbl>
     <w:tbl>
       <w:tblPr>
-        <w:tblW w:type="auto" w:w="0"/>
         <w:jc w:val="center"/>
         <w:tblLook w:firstColumn="1" w:firstRow="1" w:lastColumn="0" w:lastRow="0" w:noHBand="0" w:noVBand="1" w:val="04A0"/>
         <w:tblLayout w:type="fixed"/>
@@ -3800,12 +3799,13 @@
           <w:insideH w:val="single" w:sz="4" w:space="0" w:color="C9D0E0"/>
           <w:insideV w:val="single" w:sz="4" w:space="0" w:color="C9D0E0"/>
         </w:tblBorders>
+        <w:tblW w:w="10296" w:type="dxa"/>
       </w:tblPr>
       <w:tblGrid>
-        <w:gridCol w:w="2592"/>
-        <w:gridCol w:w="2592"/>
-        <w:gridCol w:w="2592"/>
-        <w:gridCol w:w="2592"/>
+        <w:gridCol w:w="605"/>
+        <w:gridCol w:w="3384"/>
+        <w:gridCol w:w="3096"/>
+        <w:gridCol w:w="3211"/>
       </w:tblGrid>
       <w:tr>
         <w:trPr>
@@ -3813,7 +3813,7 @@
         </w:trPr>
         <w:tc>
           <w:tcPr>
-            <w:tcW w:type="dxa" w:w="605"/>
+            <w:tcW w:w="605" w:type="dxa"/>
             <w:shd w:val="clear" w:color="auto" w:fill="1F2A56"/>
             <w:tcMar>
               <w:top w:w="60" w:type="dxa"/>
@@ -3842,7 +3842,7 @@
         </w:tc>
         <w:tc>
           <w:tcPr>
-            <w:tcW w:type="dxa" w:w="3384"/>
+            <w:tcW w:w="3384" w:type="dxa"/>
             <w:shd w:val="clear" w:color="auto" w:fill="1F2A56"/>
             <w:tcMar>
               <w:top w:w="60" w:type="dxa"/>
@@ -3871,7 +3871,7 @@
         </w:tc>
         <w:tc>
           <w:tcPr>
-            <w:tcW w:type="dxa" w:w="3096"/>
+            <w:tcW w:w="3096" w:type="dxa"/>
             <w:shd w:val="clear" w:color="auto" w:fill="1F2A56"/>
             <w:tcMar>
               <w:top w:w="60" w:type="dxa"/>
@@ -3900,7 +3900,7 @@
         </w:tc>
         <w:tc>
           <w:tcPr>
-            <w:tcW w:type="dxa" w:w="3211"/>
+            <w:tcW w:w="3211" w:type="dxa"/>
             <w:shd w:val="clear" w:color="auto" w:fill="1F2A56"/>
             <w:tcMar>
               <w:top w:w="60" w:type="dxa"/>
@@ -3931,7 +3931,7 @@
       <w:tr>
         <w:tc>
           <w:tcPr>
-            <w:tcW w:type="dxa" w:w="2592"/>
+            <w:tcW w:type="dxa" w:w="605"/>
             <w:shd w:val="clear" w:color="auto" w:fill="EEF1F8"/>
             <w:tcMar>
               <w:top w:w="55" w:type="dxa"/>
@@ -3960,7 +3960,7 @@
         </w:tc>
         <w:tc>
           <w:tcPr>
-            <w:tcW w:type="dxa" w:w="2592"/>
+            <w:tcW w:type="dxa" w:w="3384"/>
             <w:shd w:val="clear" w:color="auto" w:fill="EEF1F8"/>
             <w:tcMar>
               <w:top w:w="55" w:type="dxa"/>
@@ -3986,7 +3986,7 @@
         </w:tc>
         <w:tc>
           <w:tcPr>
-            <w:tcW w:type="dxa" w:w="2592"/>
+            <w:tcW w:type="dxa" w:w="3096"/>
             <w:shd w:val="clear" w:color="auto" w:fill="EEF1F8"/>
             <w:tcMar>
               <w:top w:w="55" w:type="dxa"/>
@@ -4014,7 +4014,7 @@
         </w:tc>
         <w:tc>
           <w:tcPr>
-            <w:tcW w:type="dxa" w:w="2592"/>
+            <w:tcW w:type="dxa" w:w="3211"/>
             <w:shd w:val="clear" w:color="auto" w:fill="EEF1F8"/>
             <w:tcMar>
               <w:top w:w="55" w:type="dxa"/>
@@ -4043,7 +4043,7 @@
       <w:tr>
         <w:tc>
           <w:tcPr>
-            <w:tcW w:type="dxa" w:w="2592"/>
+            <w:tcW w:type="dxa" w:w="605"/>
             <w:shd w:val="clear" w:color="auto" w:fill="FFFFFF"/>
             <w:tcMar>
               <w:top w:w="55" w:type="dxa"/>
@@ -4072,7 +4072,7 @@
         </w:tc>
         <w:tc>
           <w:tcPr>
-            <w:tcW w:type="dxa" w:w="2592"/>
+            <w:tcW w:type="dxa" w:w="3384"/>
             <w:shd w:val="clear" w:color="auto" w:fill="FFFFFF"/>
             <w:tcMar>
               <w:top w:w="55" w:type="dxa"/>
@@ -4098,7 +4098,7 @@
         </w:tc>
         <w:tc>
           <w:tcPr>
-            <w:tcW w:type="dxa" w:w="2592"/>
+            <w:tcW w:type="dxa" w:w="3096"/>
             <w:shd w:val="clear" w:color="auto" w:fill="FFFFFF"/>
             <w:tcMar>
               <w:top w:w="55" w:type="dxa"/>
@@ -4126,7 +4126,7 @@
         </w:tc>
         <w:tc>
           <w:tcPr>
-            <w:tcW w:type="dxa" w:w="2592"/>
+            <w:tcW w:type="dxa" w:w="3211"/>
             <w:shd w:val="clear" w:color="auto" w:fill="FFFFFF"/>
             <w:tcMar>
               <w:top w:w="55" w:type="dxa"/>
@@ -4155,7 +4155,7 @@
       <w:tr>
         <w:tc>
           <w:tcPr>
-            <w:tcW w:type="dxa" w:w="2592"/>
+            <w:tcW w:type="dxa" w:w="605"/>
             <w:shd w:val="clear" w:color="auto" w:fill="EEF1F8"/>
             <w:tcMar>
               <w:top w:w="55" w:type="dxa"/>
@@ -4184,7 +4184,7 @@
         </w:tc>
         <w:tc>
           <w:tcPr>
-            <w:tcW w:type="dxa" w:w="2592"/>
+            <w:tcW w:type="dxa" w:w="3384"/>
             <w:shd w:val="clear" w:color="auto" w:fill="EEF1F8"/>
             <w:tcMar>
               <w:top w:w="55" w:type="dxa"/>
@@ -4210,7 +4210,7 @@
         </w:tc>
         <w:tc>
           <w:tcPr>
-            <w:tcW w:type="dxa" w:w="2592"/>
+            <w:tcW w:type="dxa" w:w="3096"/>
             <w:shd w:val="clear" w:color="auto" w:fill="EEF1F8"/>
             <w:tcMar>
               <w:top w:w="55" w:type="dxa"/>
@@ -4238,7 +4238,7 @@
         </w:tc>
         <w:tc>
           <w:tcPr>
-            <w:tcW w:type="dxa" w:w="2592"/>
+            <w:tcW w:type="dxa" w:w="3211"/>
             <w:shd w:val="clear" w:color="auto" w:fill="EEF1F8"/>
             <w:tcMar>
               <w:top w:w="55" w:type="dxa"/>
@@ -4272,7 +4272,6 @@
     </w:p>
     <w:tbl>
       <w:tblPr>
-        <w:tblW w:type="auto" w:w="0"/>
         <w:jc w:val="center"/>
         <w:tblLook w:firstColumn="1" w:firstRow="1" w:lastColumn="0" w:lastRow="0" w:noHBand="0" w:noVBand="1" w:val="04A0"/>
         <w:tblBorders>
@@ -4284,14 +4283,15 @@
           <w:insideV w:val="none" w:sz="0" w:space="0" w:color="auto"/>
         </w:tblBorders>
         <w:tblLayout w:type="fixed"/>
+        <w:tblW w:w="10296" w:type="dxa"/>
       </w:tblPr>
       <w:tblGrid>
-        <w:gridCol w:w="10368"/>
+        <w:gridCol w:w="10296"/>
       </w:tblGrid>
       <w:tr>
         <w:tc>
           <w:tcPr>
-            <w:tcW w:type="dxa" w:w="10296"/>
+            <w:tcW w:w="10296" w:type="dxa"/>
             <w:shd w:val="clear" w:color="auto" w:fill="EDF0F7"/>
             <w:tcBorders>
               <w:left w:val="single" w:sz="30" w:space="0" w:color="1F2A56"/>
@@ -4381,7 +4381,6 @@
     </w:tbl>
     <w:tbl>
       <w:tblPr>
-        <w:tblW w:type="auto" w:w="0"/>
         <w:jc w:val="center"/>
         <w:tblLook w:firstColumn="1" w:firstRow="1" w:lastColumn="0" w:lastRow="0" w:noHBand="0" w:noVBand="1" w:val="04A0"/>
         <w:tblLayout w:type="fixed"/>
@@ -4393,12 +4392,13 @@
           <w:insideH w:val="single" w:sz="4" w:space="0" w:color="C9D0E0"/>
           <w:insideV w:val="single" w:sz="4" w:space="0" w:color="C9D0E0"/>
         </w:tblBorders>
+        <w:tblW w:w="10296" w:type="dxa"/>
       </w:tblPr>
       <w:tblGrid>
-        <w:gridCol w:w="2592"/>
-        <w:gridCol w:w="2592"/>
-        <w:gridCol w:w="2592"/>
-        <w:gridCol w:w="2592"/>
+        <w:gridCol w:w="605"/>
+        <w:gridCol w:w="3384"/>
+        <w:gridCol w:w="3096"/>
+        <w:gridCol w:w="3211"/>
       </w:tblGrid>
       <w:tr>
         <w:trPr>
@@ -4406,7 +4406,7 @@
         </w:trPr>
         <w:tc>
           <w:tcPr>
-            <w:tcW w:type="dxa" w:w="605"/>
+            <w:tcW w:w="605" w:type="dxa"/>
             <w:shd w:val="clear" w:color="auto" w:fill="1F2A56"/>
             <w:tcMar>
               <w:top w:w="60" w:type="dxa"/>
@@ -4435,7 +4435,7 @@
         </w:tc>
         <w:tc>
           <w:tcPr>
-            <w:tcW w:type="dxa" w:w="3384"/>
+            <w:tcW w:w="3384" w:type="dxa"/>
             <w:shd w:val="clear" w:color="auto" w:fill="1F2A56"/>
             <w:tcMar>
               <w:top w:w="60" w:type="dxa"/>
@@ -4464,7 +4464,7 @@
         </w:tc>
         <w:tc>
           <w:tcPr>
-            <w:tcW w:type="dxa" w:w="3096"/>
+            <w:tcW w:w="3096" w:type="dxa"/>
             <w:shd w:val="clear" w:color="auto" w:fill="1F2A56"/>
             <w:tcMar>
               <w:top w:w="60" w:type="dxa"/>
@@ -4493,7 +4493,7 @@
         </w:tc>
         <w:tc>
           <w:tcPr>
-            <w:tcW w:type="dxa" w:w="3211"/>
+            <w:tcW w:w="3211" w:type="dxa"/>
             <w:shd w:val="clear" w:color="auto" w:fill="1F2A56"/>
             <w:tcMar>
               <w:top w:w="60" w:type="dxa"/>
@@ -4524,7 +4524,7 @@
       <w:tr>
         <w:tc>
           <w:tcPr>
-            <w:tcW w:type="dxa" w:w="2592"/>
+            <w:tcW w:type="dxa" w:w="605"/>
             <w:shd w:val="clear" w:color="auto" w:fill="EEF1F8"/>
             <w:tcMar>
               <w:top w:w="55" w:type="dxa"/>
@@ -4553,7 +4553,7 @@
         </w:tc>
         <w:tc>
           <w:tcPr>
-            <w:tcW w:type="dxa" w:w="2592"/>
+            <w:tcW w:type="dxa" w:w="3384"/>
             <w:shd w:val="clear" w:color="auto" w:fill="EEF1F8"/>
             <w:tcMar>
               <w:top w:w="55" w:type="dxa"/>
@@ -4579,7 +4579,7 @@
         </w:tc>
         <w:tc>
           <w:tcPr>
-            <w:tcW w:type="dxa" w:w="2592"/>
+            <w:tcW w:type="dxa" w:w="3096"/>
             <w:shd w:val="clear" w:color="auto" w:fill="EEF1F8"/>
             <w:tcMar>
               <w:top w:w="55" w:type="dxa"/>
@@ -4607,7 +4607,7 @@
         </w:tc>
         <w:tc>
           <w:tcPr>
-            <w:tcW w:type="dxa" w:w="2592"/>
+            <w:tcW w:type="dxa" w:w="3211"/>
             <w:shd w:val="clear" w:color="auto" w:fill="EEF1F8"/>
             <w:tcMar>
               <w:top w:w="55" w:type="dxa"/>
@@ -4636,7 +4636,7 @@
       <w:tr>
         <w:tc>
           <w:tcPr>
-            <w:tcW w:type="dxa" w:w="2592"/>
+            <w:tcW w:type="dxa" w:w="605"/>
             <w:shd w:val="clear" w:color="auto" w:fill="FFFFFF"/>
             <w:tcMar>
               <w:top w:w="55" w:type="dxa"/>
@@ -4665,7 +4665,7 @@
         </w:tc>
         <w:tc>
           <w:tcPr>
-            <w:tcW w:type="dxa" w:w="2592"/>
+            <w:tcW w:type="dxa" w:w="3384"/>
             <w:shd w:val="clear" w:color="auto" w:fill="FFFFFF"/>
             <w:tcMar>
               <w:top w:w="55" w:type="dxa"/>
@@ -4691,7 +4691,7 @@
         </w:tc>
         <w:tc>
           <w:tcPr>
-            <w:tcW w:type="dxa" w:w="2592"/>
+            <w:tcW w:type="dxa" w:w="3096"/>
             <w:shd w:val="clear" w:color="auto" w:fill="FFFFFF"/>
             <w:tcMar>
               <w:top w:w="55" w:type="dxa"/>
@@ -4719,7 +4719,7 @@
         </w:tc>
         <w:tc>
           <w:tcPr>
-            <w:tcW w:type="dxa" w:w="2592"/>
+            <w:tcW w:type="dxa" w:w="3211"/>
             <w:shd w:val="clear" w:color="auto" w:fill="FFFFFF"/>
             <w:tcMar>
               <w:top w:w="55" w:type="dxa"/>
@@ -4753,7 +4753,6 @@
     </w:p>
     <w:tbl>
       <w:tblPr>
-        <w:tblW w:type="auto" w:w="0"/>
         <w:jc w:val="center"/>
         <w:tblLook w:firstColumn="1" w:firstRow="1" w:lastColumn="0" w:lastRow="0" w:noHBand="0" w:noVBand="1" w:val="04A0"/>
         <w:tblBorders>
@@ -4765,14 +4764,15 @@
           <w:insideV w:val="none" w:sz="0" w:space="0" w:color="auto"/>
         </w:tblBorders>
         <w:tblLayout w:type="fixed"/>
+        <w:tblW w:w="10296" w:type="dxa"/>
       </w:tblPr>
       <w:tblGrid>
-        <w:gridCol w:w="10368"/>
+        <w:gridCol w:w="10296"/>
       </w:tblGrid>
       <w:tr>
         <w:tc>
           <w:tcPr>
-            <w:tcW w:type="dxa" w:w="10296"/>
+            <w:tcW w:w="10296" w:type="dxa"/>
             <w:shd w:val="clear" w:color="auto" w:fill="EDF0F7"/>
             <w:tcBorders>
               <w:left w:val="single" w:sz="30" w:space="0" w:color="1F2A56"/>
@@ -4862,7 +4862,6 @@
     </w:tbl>
     <w:tbl>
       <w:tblPr>
-        <w:tblW w:type="auto" w:w="0"/>
         <w:jc w:val="center"/>
         <w:tblLook w:firstColumn="1" w:firstRow="1" w:lastColumn="0" w:lastRow="0" w:noHBand="0" w:noVBand="1" w:val="04A0"/>
         <w:tblLayout w:type="fixed"/>
@@ -4874,12 +4873,13 @@
           <w:insideH w:val="single" w:sz="4" w:space="0" w:color="C9D0E0"/>
           <w:insideV w:val="single" w:sz="4" w:space="0" w:color="C9D0E0"/>
         </w:tblBorders>
+        <w:tblW w:w="10296" w:type="dxa"/>
       </w:tblPr>
       <w:tblGrid>
-        <w:gridCol w:w="2592"/>
-        <w:gridCol w:w="2592"/>
-        <w:gridCol w:w="2592"/>
-        <w:gridCol w:w="2592"/>
+        <w:gridCol w:w="605"/>
+        <w:gridCol w:w="3384"/>
+        <w:gridCol w:w="3096"/>
+        <w:gridCol w:w="3211"/>
       </w:tblGrid>
       <w:tr>
         <w:trPr>
@@ -4887,7 +4887,7 @@
         </w:trPr>
         <w:tc>
           <w:tcPr>
-            <w:tcW w:type="dxa" w:w="605"/>
+            <w:tcW w:w="605" w:type="dxa"/>
             <w:shd w:val="clear" w:color="auto" w:fill="1F2A56"/>
             <w:tcMar>
               <w:top w:w="60" w:type="dxa"/>
@@ -4916,7 +4916,7 @@
         </w:tc>
         <w:tc>
           <w:tcPr>
-            <w:tcW w:type="dxa" w:w="3384"/>
+            <w:tcW w:w="3384" w:type="dxa"/>
             <w:shd w:val="clear" w:color="auto" w:fill="1F2A56"/>
             <w:tcMar>
               <w:top w:w="60" w:type="dxa"/>
@@ -4945,7 +4945,7 @@
         </w:tc>
         <w:tc>
           <w:tcPr>
-            <w:tcW w:type="dxa" w:w="3096"/>
+            <w:tcW w:w="3096" w:type="dxa"/>
             <w:shd w:val="clear" w:color="auto" w:fill="1F2A56"/>
             <w:tcMar>
               <w:top w:w="60" w:type="dxa"/>
@@ -4974,7 +4974,7 @@
         </w:tc>
         <w:tc>
           <w:tcPr>
-            <w:tcW w:type="dxa" w:w="3211"/>
+            <w:tcW w:w="3211" w:type="dxa"/>
             <w:shd w:val="clear" w:color="auto" w:fill="1F2A56"/>
             <w:tcMar>
               <w:top w:w="60" w:type="dxa"/>
@@ -5005,7 +5005,7 @@
       <w:tr>
         <w:tc>
           <w:tcPr>
-            <w:tcW w:type="dxa" w:w="2592"/>
+            <w:tcW w:type="dxa" w:w="605"/>
             <w:shd w:val="clear" w:color="auto" w:fill="EEF1F8"/>
             <w:tcMar>
               <w:top w:w="55" w:type="dxa"/>
@@ -5034,7 +5034,7 @@
         </w:tc>
         <w:tc>
           <w:tcPr>
-            <w:tcW w:type="dxa" w:w="2592"/>
+            <w:tcW w:type="dxa" w:w="3384"/>
             <w:shd w:val="clear" w:color="auto" w:fill="EEF1F8"/>
             <w:tcMar>
               <w:top w:w="55" w:type="dxa"/>
@@ -5060,7 +5060,7 @@
         </w:tc>
         <w:tc>
           <w:tcPr>
-            <w:tcW w:type="dxa" w:w="2592"/>
+            <w:tcW w:type="dxa" w:w="3096"/>
             <w:shd w:val="clear" w:color="auto" w:fill="EEF1F8"/>
             <w:tcMar>
               <w:top w:w="55" w:type="dxa"/>
@@ -5088,7 +5088,7 @@
         </w:tc>
         <w:tc>
           <w:tcPr>
-            <w:tcW w:type="dxa" w:w="2592"/>
+            <w:tcW w:type="dxa" w:w="3211"/>
             <w:shd w:val="clear" w:color="auto" w:fill="EEF1F8"/>
             <w:tcMar>
               <w:top w:w="55" w:type="dxa"/>
@@ -5117,7 +5117,7 @@
       <w:tr>
         <w:tc>
           <w:tcPr>
-            <w:tcW w:type="dxa" w:w="2592"/>
+            <w:tcW w:type="dxa" w:w="605"/>
             <w:shd w:val="clear" w:color="auto" w:fill="FFFFFF"/>
             <w:tcMar>
               <w:top w:w="55" w:type="dxa"/>
@@ -5146,7 +5146,7 @@
         </w:tc>
         <w:tc>
           <w:tcPr>
-            <w:tcW w:type="dxa" w:w="2592"/>
+            <w:tcW w:type="dxa" w:w="3384"/>
             <w:shd w:val="clear" w:color="auto" w:fill="FFFFFF"/>
             <w:tcMar>
               <w:top w:w="55" w:type="dxa"/>
@@ -5172,7 +5172,7 @@
         </w:tc>
         <w:tc>
           <w:tcPr>
-            <w:tcW w:type="dxa" w:w="2592"/>
+            <w:tcW w:type="dxa" w:w="3096"/>
             <w:shd w:val="clear" w:color="auto" w:fill="FFFFFF"/>
             <w:tcMar>
               <w:top w:w="55" w:type="dxa"/>
@@ -5200,7 +5200,7 @@
         </w:tc>
         <w:tc>
           <w:tcPr>
-            <w:tcW w:type="dxa" w:w="2592"/>
+            <w:tcW w:type="dxa" w:w="3211"/>
             <w:shd w:val="clear" w:color="auto" w:fill="FFFFFF"/>
             <w:tcMar>
               <w:top w:w="55" w:type="dxa"/>
@@ -5234,7 +5234,6 @@
     </w:p>
     <w:tbl>
       <w:tblPr>
-        <w:tblW w:type="auto" w:w="0"/>
         <w:jc w:val="center"/>
         <w:tblLook w:firstColumn="1" w:firstRow="1" w:lastColumn="0" w:lastRow="0" w:noHBand="0" w:noVBand="1" w:val="04A0"/>
         <w:tblBorders>
@@ -5246,14 +5245,15 @@
           <w:insideV w:val="none" w:sz="0" w:space="0" w:color="auto"/>
         </w:tblBorders>
         <w:tblLayout w:type="fixed"/>
+        <w:tblW w:w="10296" w:type="dxa"/>
       </w:tblPr>
       <w:tblGrid>
-        <w:gridCol w:w="10368"/>
+        <w:gridCol w:w="10296"/>
       </w:tblGrid>
       <w:tr>
         <w:tc>
           <w:tcPr>
-            <w:tcW w:type="dxa" w:w="10296"/>
+            <w:tcW w:w="10296" w:type="dxa"/>
             <w:shd w:val="clear" w:color="auto" w:fill="EDF0F7"/>
             <w:tcBorders>
               <w:left w:val="single" w:sz="30" w:space="0" w:color="1F2A56"/>
@@ -5343,7 +5343,6 @@
     </w:tbl>
     <w:tbl>
       <w:tblPr>
-        <w:tblW w:type="auto" w:w="0"/>
         <w:jc w:val="center"/>
         <w:tblLook w:firstColumn="1" w:firstRow="1" w:lastColumn="0" w:lastRow="0" w:noHBand="0" w:noVBand="1" w:val="04A0"/>
         <w:tblLayout w:type="fixed"/>
@@ -5355,12 +5354,13 @@
           <w:insideH w:val="single" w:sz="4" w:space="0" w:color="C9D0E0"/>
           <w:insideV w:val="single" w:sz="4" w:space="0" w:color="C9D0E0"/>
         </w:tblBorders>
+        <w:tblW w:w="10296" w:type="dxa"/>
       </w:tblPr>
       <w:tblGrid>
-        <w:gridCol w:w="2592"/>
-        <w:gridCol w:w="2592"/>
-        <w:gridCol w:w="2592"/>
-        <w:gridCol w:w="2592"/>
+        <w:gridCol w:w="605"/>
+        <w:gridCol w:w="3384"/>
+        <w:gridCol w:w="3096"/>
+        <w:gridCol w:w="3211"/>
       </w:tblGrid>
       <w:tr>
         <w:trPr>
@@ -5368,7 +5368,7 @@
         </w:trPr>
         <w:tc>
           <w:tcPr>
-            <w:tcW w:type="dxa" w:w="605"/>
+            <w:tcW w:w="605" w:type="dxa"/>
             <w:shd w:val="clear" w:color="auto" w:fill="1F2A56"/>
             <w:tcMar>
               <w:top w:w="60" w:type="dxa"/>
@@ -5397,7 +5397,7 @@
         </w:tc>
         <w:tc>
           <w:tcPr>
-            <w:tcW w:type="dxa" w:w="3384"/>
+            <w:tcW w:w="3384" w:type="dxa"/>
             <w:shd w:val="clear" w:color="auto" w:fill="1F2A56"/>
             <w:tcMar>
               <w:top w:w="60" w:type="dxa"/>
@@ -5426,7 +5426,7 @@
         </w:tc>
         <w:tc>
           <w:tcPr>
-            <w:tcW w:type="dxa" w:w="3096"/>
+            <w:tcW w:w="3096" w:type="dxa"/>
             <w:shd w:val="clear" w:color="auto" w:fill="1F2A56"/>
             <w:tcMar>
               <w:top w:w="60" w:type="dxa"/>
@@ -5455,7 +5455,7 @@
         </w:tc>
         <w:tc>
           <w:tcPr>
-            <w:tcW w:type="dxa" w:w="3211"/>
+            <w:tcW w:w="3211" w:type="dxa"/>
             <w:shd w:val="clear" w:color="auto" w:fill="1F2A56"/>
             <w:tcMar>
               <w:top w:w="60" w:type="dxa"/>
@@ -5486,7 +5486,7 @@
       <w:tr>
         <w:tc>
           <w:tcPr>
-            <w:tcW w:type="dxa" w:w="2592"/>
+            <w:tcW w:type="dxa" w:w="605"/>
             <w:shd w:val="clear" w:color="auto" w:fill="EEF1F8"/>
             <w:tcMar>
               <w:top w:w="55" w:type="dxa"/>
@@ -5515,7 +5515,7 @@
         </w:tc>
         <w:tc>
           <w:tcPr>
-            <w:tcW w:type="dxa" w:w="2592"/>
+            <w:tcW w:type="dxa" w:w="3384"/>
             <w:shd w:val="clear" w:color="auto" w:fill="EEF1F8"/>
             <w:tcMar>
               <w:top w:w="55" w:type="dxa"/>
@@ -5541,7 +5541,7 @@
         </w:tc>
         <w:tc>
           <w:tcPr>
-            <w:tcW w:type="dxa" w:w="2592"/>
+            <w:tcW w:type="dxa" w:w="3096"/>
             <w:shd w:val="clear" w:color="auto" w:fill="EEF1F8"/>
             <w:tcMar>
               <w:top w:w="55" w:type="dxa"/>
@@ -5569,7 +5569,7 @@
         </w:tc>
         <w:tc>
           <w:tcPr>
-            <w:tcW w:type="dxa" w:w="2592"/>
+            <w:tcW w:type="dxa" w:w="3211"/>
             <w:shd w:val="clear" w:color="auto" w:fill="EEF1F8"/>
             <w:tcMar>
               <w:top w:w="55" w:type="dxa"/>
@@ -5598,7 +5598,7 @@
       <w:tr>
         <w:tc>
           <w:tcPr>
-            <w:tcW w:type="dxa" w:w="2592"/>
+            <w:tcW w:type="dxa" w:w="605"/>
             <w:shd w:val="clear" w:color="auto" w:fill="FFFFFF"/>
             <w:tcMar>
               <w:top w:w="55" w:type="dxa"/>
@@ -5627,7 +5627,7 @@
         </w:tc>
         <w:tc>
           <w:tcPr>
-            <w:tcW w:type="dxa" w:w="2592"/>
+            <w:tcW w:type="dxa" w:w="3384"/>
             <w:shd w:val="clear" w:color="auto" w:fill="FFFFFF"/>
             <w:tcMar>
               <w:top w:w="55" w:type="dxa"/>
@@ -5653,7 +5653,7 @@
         </w:tc>
         <w:tc>
           <w:tcPr>
-            <w:tcW w:type="dxa" w:w="2592"/>
+            <w:tcW w:type="dxa" w:w="3096"/>
             <w:shd w:val="clear" w:color="auto" w:fill="FFFFFF"/>
             <w:tcMar>
               <w:top w:w="55" w:type="dxa"/>
@@ -5681,7 +5681,7 @@
         </w:tc>
         <w:tc>
           <w:tcPr>
-            <w:tcW w:type="dxa" w:w="2592"/>
+            <w:tcW w:type="dxa" w:w="3211"/>
             <w:shd w:val="clear" w:color="auto" w:fill="FFFFFF"/>
             <w:tcMar>
               <w:top w:w="55" w:type="dxa"/>
@@ -5710,7 +5710,7 @@
       <w:tr>
         <w:tc>
           <w:tcPr>
-            <w:tcW w:type="dxa" w:w="2592"/>
+            <w:tcW w:type="dxa" w:w="605"/>
             <w:shd w:val="clear" w:color="auto" w:fill="EEF1F8"/>
             <w:tcMar>
               <w:top w:w="55" w:type="dxa"/>
@@ -5739,7 +5739,7 @@
         </w:tc>
         <w:tc>
           <w:tcPr>
-            <w:tcW w:type="dxa" w:w="2592"/>
+            <w:tcW w:type="dxa" w:w="3384"/>
             <w:shd w:val="clear" w:color="auto" w:fill="EEF1F8"/>
             <w:tcMar>
               <w:top w:w="55" w:type="dxa"/>
@@ -5765,7 +5765,7 @@
         </w:tc>
         <w:tc>
           <w:tcPr>
-            <w:tcW w:type="dxa" w:w="2592"/>
+            <w:tcW w:type="dxa" w:w="3096"/>
             <w:shd w:val="clear" w:color="auto" w:fill="EEF1F8"/>
             <w:tcMar>
               <w:top w:w="55" w:type="dxa"/>
@@ -5793,7 +5793,7 @@
         </w:tc>
         <w:tc>
           <w:tcPr>
-            <w:tcW w:type="dxa" w:w="2592"/>
+            <w:tcW w:type="dxa" w:w="3211"/>
             <w:shd w:val="clear" w:color="auto" w:fill="EEF1F8"/>
             <w:tcMar>
               <w:top w:w="55" w:type="dxa"/>
@@ -5827,7 +5827,6 @@
     </w:p>
     <w:tbl>
       <w:tblPr>
-        <w:tblW w:type="auto" w:w="0"/>
         <w:jc w:val="center"/>
         <w:tblLook w:firstColumn="1" w:firstRow="1" w:lastColumn="0" w:lastRow="0" w:noHBand="0" w:noVBand="1" w:val="04A0"/>
         <w:tblBorders>
@@ -5839,14 +5838,15 @@
           <w:insideV w:val="none" w:sz="0" w:space="0" w:color="auto"/>
         </w:tblBorders>
         <w:tblLayout w:type="fixed"/>
+        <w:tblW w:w="10296" w:type="dxa"/>
       </w:tblPr>
       <w:tblGrid>
-        <w:gridCol w:w="10368"/>
+        <w:gridCol w:w="10296"/>
       </w:tblGrid>
       <w:tr>
         <w:tc>
           <w:tcPr>
-            <w:tcW w:type="dxa" w:w="10296"/>
+            <w:tcW w:w="10296" w:type="dxa"/>
             <w:shd w:val="clear" w:color="auto" w:fill="EDF0F7"/>
             <w:tcBorders>
               <w:left w:val="single" w:sz="30" w:space="0" w:color="1F2A56"/>
@@ -5936,7 +5936,6 @@
     </w:tbl>
     <w:tbl>
       <w:tblPr>
-        <w:tblW w:type="auto" w:w="0"/>
         <w:jc w:val="center"/>
         <w:tblLook w:firstColumn="1" w:firstRow="1" w:lastColumn="0" w:lastRow="0" w:noHBand="0" w:noVBand="1" w:val="04A0"/>
         <w:tblLayout w:type="fixed"/>
@@ -5948,12 +5947,13 @@
           <w:insideH w:val="single" w:sz="4" w:space="0" w:color="C9D0E0"/>
           <w:insideV w:val="single" w:sz="4" w:space="0" w:color="C9D0E0"/>
         </w:tblBorders>
+        <w:tblW w:w="10296" w:type="dxa"/>
       </w:tblPr>
       <w:tblGrid>
-        <w:gridCol w:w="2592"/>
-        <w:gridCol w:w="2592"/>
-        <w:gridCol w:w="2592"/>
-        <w:gridCol w:w="2592"/>
+        <w:gridCol w:w="605"/>
+        <w:gridCol w:w="3384"/>
+        <w:gridCol w:w="3096"/>
+        <w:gridCol w:w="3211"/>
       </w:tblGrid>
       <w:tr>
         <w:trPr>
@@ -5961,7 +5961,7 @@
         </w:trPr>
         <w:tc>
           <w:tcPr>
-            <w:tcW w:type="dxa" w:w="605"/>
+            <w:tcW w:w="605" w:type="dxa"/>
             <w:shd w:val="clear" w:color="auto" w:fill="1F2A56"/>
             <w:tcMar>
               <w:top w:w="60" w:type="dxa"/>
@@ -5990,7 +5990,7 @@
         </w:tc>
         <w:tc>
           <w:tcPr>
-            <w:tcW w:type="dxa" w:w="3384"/>
+            <w:tcW w:w="3384" w:type="dxa"/>
             <w:shd w:val="clear" w:color="auto" w:fill="1F2A56"/>
             <w:tcMar>
               <w:top w:w="60" w:type="dxa"/>
@@ -6019,7 +6019,7 @@
         </w:tc>
         <w:tc>
           <w:tcPr>
-            <w:tcW w:type="dxa" w:w="3096"/>
+            <w:tcW w:w="3096" w:type="dxa"/>
             <w:shd w:val="clear" w:color="auto" w:fill="1F2A56"/>
             <w:tcMar>
               <w:top w:w="60" w:type="dxa"/>
@@ -6048,7 +6048,7 @@
         </w:tc>
         <w:tc>
           <w:tcPr>
-            <w:tcW w:type="dxa" w:w="3211"/>
+            <w:tcW w:w="3211" w:type="dxa"/>
             <w:shd w:val="clear" w:color="auto" w:fill="1F2A56"/>
             <w:tcMar>
               <w:top w:w="60" w:type="dxa"/>
@@ -6079,7 +6079,7 @@
       <w:tr>
         <w:tc>
           <w:tcPr>
-            <w:tcW w:type="dxa" w:w="2592"/>
+            <w:tcW w:type="dxa" w:w="605"/>
             <w:shd w:val="clear" w:color="auto" w:fill="EEF1F8"/>
             <w:tcMar>
               <w:top w:w="55" w:type="dxa"/>
@@ -6108,7 +6108,7 @@
         </w:tc>
         <w:tc>
           <w:tcPr>
-            <w:tcW w:type="dxa" w:w="2592"/>
+            <w:tcW w:type="dxa" w:w="3384"/>
             <w:shd w:val="clear" w:color="auto" w:fill="EEF1F8"/>
             <w:tcMar>
               <w:top w:w="55" w:type="dxa"/>
@@ -6134,7 +6134,7 @@
         </w:tc>
         <w:tc>
           <w:tcPr>
-            <w:tcW w:type="dxa" w:w="2592"/>
+            <w:tcW w:type="dxa" w:w="3096"/>
             <w:shd w:val="clear" w:color="auto" w:fill="EEF1F8"/>
             <w:tcMar>
               <w:top w:w="55" w:type="dxa"/>
@@ -6162,7 +6162,7 @@
         </w:tc>
         <w:tc>
           <w:tcPr>
-            <w:tcW w:type="dxa" w:w="2592"/>
+            <w:tcW w:type="dxa" w:w="3211"/>
             <w:shd w:val="clear" w:color="auto" w:fill="EEF1F8"/>
             <w:tcMar>
               <w:top w:w="55" w:type="dxa"/>
@@ -6191,7 +6191,7 @@
       <w:tr>
         <w:tc>
           <w:tcPr>
-            <w:tcW w:type="dxa" w:w="2592"/>
+            <w:tcW w:type="dxa" w:w="605"/>
             <w:shd w:val="clear" w:color="auto" w:fill="FFFFFF"/>
             <w:tcMar>
               <w:top w:w="55" w:type="dxa"/>
@@ -6220,7 +6220,7 @@
         </w:tc>
         <w:tc>
           <w:tcPr>
-            <w:tcW w:type="dxa" w:w="2592"/>
+            <w:tcW w:type="dxa" w:w="3384"/>
             <w:shd w:val="clear" w:color="auto" w:fill="FFFFFF"/>
             <w:tcMar>
               <w:top w:w="55" w:type="dxa"/>
@@ -6246,7 +6246,7 @@
         </w:tc>
         <w:tc>
           <w:tcPr>
-            <w:tcW w:type="dxa" w:w="2592"/>
+            <w:tcW w:type="dxa" w:w="3096"/>
             <w:shd w:val="clear" w:color="auto" w:fill="FFFFFF"/>
             <w:tcMar>
               <w:top w:w="55" w:type="dxa"/>
@@ -6274,7 +6274,7 @@
         </w:tc>
         <w:tc>
           <w:tcPr>
-            <w:tcW w:type="dxa" w:w="2592"/>
+            <w:tcW w:type="dxa" w:w="3211"/>
             <w:shd w:val="clear" w:color="auto" w:fill="FFFFFF"/>
             <w:tcMar>
               <w:top w:w="55" w:type="dxa"/>
